--- a/outputs/电商销量预测系统_项目文件总览与交付清单_V1.0.docx
+++ b/outputs/电商销量预测系统_项目文件总览与交付清单_V1.0.docx
@@ -2807,7 +2807,27 @@
                 <w:color w:val="1F2D3D"/>
                 <w:sz w:val="18"/>
               </w:rPr>
-              <w:t>算法层（9 模块）</w:t>
+              <w:t xml:space="preserve">算法层（10 个 .py，含 </w:t>
+            </w:r>
+            <w:r>
+              <w:rPr>
+                <w:rFonts w:ascii="Consolas" w:hAnsi="Consolas" w:eastAsia="Microsoft YaHei"/>
+                <w:b/>
+                <w:i w:val="0"/>
+                <w:color w:val="1A5F8A"/>
+                <w:sz w:val="17"/>
+              </w:rPr>
+              <w:t>__init__.py</w:t>
+            </w:r>
+            <w:r>
+              <w:rPr>
+                <w:rFonts w:ascii="Microsoft YaHei" w:hAnsi="Microsoft YaHei" w:eastAsia="Microsoft YaHei"/>
+                <w:b/>
+                <w:i w:val="0"/>
+                <w:color w:val="1F2D3D"/>
+                <w:sz w:val="18"/>
+              </w:rPr>
+              <w:t>）</w:t>
             </w:r>
             <w:r>
               <w:rPr>
@@ -3522,7 +3542,27 @@
                 <w:color w:val="2B2B2B"/>
                 <w:sz w:val="18"/>
               </w:rPr>
-              <w:t>8 个 SQLAlchemy ORM 实体</w:t>
+              <w:t xml:space="preserve">9 个 SQLAlchemy ORM 实体（另有 </w:t>
+            </w:r>
+            <w:r>
+              <w:rPr>
+                <w:rFonts w:ascii="Consolas" w:hAnsi="Consolas" w:eastAsia="Microsoft YaHei"/>
+                <w:b w:val="0"/>
+                <w:i w:val="0"/>
+                <w:color w:val="1A5F8A"/>
+                <w:sz w:val="17"/>
+              </w:rPr>
+              <w:t>event_names.py</w:t>
+            </w:r>
+            <w:r>
+              <w:rPr>
+                <w:rFonts w:ascii="Microsoft YaHei" w:hAnsi="Microsoft YaHei" w:eastAsia="Microsoft YaHei"/>
+                <w:b w:val="0"/>
+                <w:i w:val="0"/>
+                <w:color w:val="2B2B2B"/>
+                <w:sz w:val="18"/>
+              </w:rPr>
+              <w:t xml:space="preserve"> 埋点常量模块，非实体）</w:t>
             </w:r>
           </w:p>
         </w:tc>
@@ -3727,7 +3767,7 @@
                 <w:color w:val="2B2B2B"/>
                 <w:sz w:val="18"/>
               </w:rPr>
-              <w:t>8 个纯 CRUD 数据访问模块</w:t>
+              <w:t>9 个纯 CRUD 数据访问模块</w:t>
             </w:r>
           </w:p>
         </w:tc>
@@ -3842,7 +3882,7 @@
                 <w:color w:val="2B2B2B"/>
                 <w:sz w:val="18"/>
               </w:rPr>
-              <w:t>10 个业务服务</w:t>
+              <w:t>8 个业务服务</w:t>
             </w:r>
           </w:p>
         </w:tc>
@@ -4047,7 +4087,27 @@
                 <w:color w:val="2B2B2B"/>
                 <w:sz w:val="18"/>
               </w:rPr>
-              <w:t>接口契约</w:t>
+              <w:t xml:space="preserve">接口契约 </w:t>
+            </w:r>
+            <w:r>
+              <w:rPr>
+                <w:rFonts w:ascii="Microsoft YaHei" w:hAnsi="Microsoft YaHei" w:eastAsia="Microsoft YaHei"/>
+                <w:b/>
+                <w:i w:val="0"/>
+                <w:color w:val="1F2D3D"/>
+                <w:sz w:val="18"/>
+              </w:rPr>
+              <w:t>真源</w:t>
+            </w:r>
+            <w:r>
+              <w:rPr>
+                <w:rFonts w:ascii="Microsoft YaHei" w:hAnsi="Microsoft YaHei" w:eastAsia="Microsoft YaHei"/>
+                <w:b w:val="0"/>
+                <w:i w:val="0"/>
+                <w:color w:val="2B2B2B"/>
+                <w:sz w:val="18"/>
+              </w:rPr>
+              <w:t>（7 个模块）</w:t>
             </w:r>
           </w:p>
         </w:tc>
@@ -4078,7 +4138,7 @@
                 <w:color w:val="2B2B2B"/>
                 <w:sz w:val="18"/>
               </w:rPr>
-              <w:t xml:space="preserve"> 从 </w:t>
+              <w:t xml:space="preserve"> 显式 re-export；</w:t>
             </w:r>
             <w:r>
               <w:rPr>
@@ -4098,7 +4158,7 @@
                 <w:color w:val="2B2B2B"/>
                 <w:sz w:val="18"/>
               </w:rPr>
-              <w:t xml:space="preserve"> 加载并 re-export（</w:t>
+              <w:t xml:space="preserve"> 是由此</w:t>
             </w:r>
             <w:r>
               <w:rPr>
@@ -4108,17 +4168,57 @@
                 <w:color w:val="1F2D3D"/>
                 <w:sz w:val="18"/>
               </w:rPr>
-              <w:t>避免定义漂移</w:t>
-            </w:r>
-            <w:r>
-              <w:rPr>
-                <w:rFonts w:ascii="Microsoft YaHei" w:hAnsi="Microsoft YaHei" w:eastAsia="Microsoft YaHei"/>
-                <w:b w:val="0"/>
-                <w:i w:val="0"/>
-                <w:color w:val="2B2B2B"/>
-                <w:sz w:val="18"/>
-              </w:rPr>
-              <w:t>）</w:t>
+              <w:t>生成</w:t>
+            </w:r>
+            <w:r>
+              <w:rPr>
+                <w:rFonts w:ascii="Microsoft YaHei" w:hAnsi="Microsoft YaHei" w:eastAsia="Microsoft YaHei"/>
+                <w:b w:val="0"/>
+                <w:i w:val="0"/>
+                <w:color w:val="2B2B2B"/>
+                <w:sz w:val="18"/>
+              </w:rPr>
+              <w:t>的兼容件（</w:t>
+            </w:r>
+            <w:r>
+              <w:rPr>
+                <w:rFonts w:ascii="Consolas" w:hAnsi="Consolas" w:eastAsia="Microsoft YaHei"/>
+                <w:b w:val="0"/>
+                <w:i w:val="0"/>
+                <w:color w:val="1A5F8A"/>
+                <w:sz w:val="17"/>
+              </w:rPr>
+              <w:t>scripts/gen_backend_schemas.py</w:t>
+            </w:r>
+            <w:r>
+              <w:rPr>
+                <w:rFonts w:ascii="Microsoft YaHei" w:hAnsi="Microsoft YaHei" w:eastAsia="Microsoft YaHei"/>
+                <w:b w:val="0"/>
+                <w:i w:val="0"/>
+                <w:color w:val="2B2B2B"/>
+                <w:sz w:val="18"/>
+              </w:rPr>
+              <w:t>，</w:t>
+            </w:r>
+            <w:r>
+              <w:rPr>
+                <w:rFonts w:ascii="Consolas" w:hAnsi="Consolas" w:eastAsia="Microsoft YaHei"/>
+                <w:b w:val="0"/>
+                <w:i w:val="0"/>
+                <w:color w:val="1A5F8A"/>
+                <w:sz w:val="17"/>
+              </w:rPr>
+              <w:t>R-08</w:t>
+            </w:r>
+            <w:r>
+              <w:rPr>
+                <w:rFonts w:ascii="Microsoft YaHei" w:hAnsi="Microsoft YaHei" w:eastAsia="Microsoft YaHei"/>
+                <w:b w:val="0"/>
+                <w:i w:val="0"/>
+                <w:color w:val="2B2B2B"/>
+                <w:sz w:val="18"/>
+              </w:rPr>
+              <w:t xml:space="preserve"> 起依赖方向已反转）</w:t>
             </w:r>
           </w:p>
         </w:tc>
@@ -4485,7 +4585,7 @@
                 <w:color w:val="1F2D3D"/>
                 <w:sz w:val="18"/>
               </w:rPr>
-              <w:t>13 个页面</w:t>
+              <w:t>14 个页面</w:t>
             </w:r>
             <w:r>
               <w:rPr>
@@ -4746,6 +4846,26 @@
                 <w:sz w:val="17"/>
               </w:rPr>
               <w:t>AdminManagePage</w:t>
+            </w:r>
+            <w:r>
+              <w:rPr>
+                <w:rFonts w:ascii="Microsoft YaHei" w:hAnsi="Microsoft YaHei" w:eastAsia="Microsoft YaHei"/>
+                <w:b w:val="0"/>
+                <w:i w:val="0"/>
+                <w:color w:val="2B2B2B"/>
+                <w:sz w:val="18"/>
+              </w:rPr>
+              <w:t>、</w:t>
+            </w:r>
+            <w:r>
+              <w:rPr>
+                <w:rFonts w:ascii="Consolas" w:hAnsi="Consolas" w:eastAsia="Microsoft YaHei"/>
+                <w:b w:val="0"/>
+                <w:i w:val="0"/>
+                <w:color w:val="1A5F8A"/>
+                <w:sz w:val="17"/>
+              </w:rPr>
+              <w:t>ProfilePage</w:t>
             </w:r>
           </w:p>
         </w:tc>
@@ -4789,7 +4909,7 @@
                 <w:color w:val="2B2B2B"/>
                 <w:sz w:val="18"/>
               </w:rPr>
-              <w:t>4 套布局模板 + 共享骨架（</w:t>
+              <w:t>6 套布局模板 + 共享骨架（</w:t>
             </w:r>
             <w:r>
               <w:rPr>
@@ -4953,7 +5073,7 @@
                 <w:color w:val="2B2B2B"/>
                 <w:sz w:val="18"/>
               </w:rPr>
-              <w:t xml:space="preserve">13 个通用组件 + </w:t>
+              <w:t xml:space="preserve">33 个组件文件（递归计数：顶层通用组件 + </w:t>
             </w:r>
             <w:r>
               <w:rPr>
@@ -5033,7 +5153,7 @@
                 <w:color w:val="2B2B2B"/>
                 <w:sz w:val="18"/>
               </w:rPr>
-              <w:t xml:space="preserve"> 4 组业务组件</w:t>
+              <w:t xml:space="preserve"> 业务组件）</w:t>
             </w:r>
           </w:p>
         </w:tc>
@@ -5393,7 +5513,7 @@
                 <w:color w:val="2B2B2B"/>
                 <w:sz w:val="18"/>
               </w:rPr>
-              <w:t>（71 处 oklch 设计令牌）、</w:t>
+              <w:t>（81 处 oklch 设计令牌）、</w:t>
             </w:r>
             <w:r>
               <w:rPr>
@@ -6086,7 +6206,7 @@
                 <w:color w:val="2B2B2B"/>
                 <w:sz w:val="18"/>
               </w:rPr>
-              <w:t>（8 表 / 121 列 / 1 视图 / 3 触发器 / 12 索引）。</w:t>
+              <w:t>（9 表 / 125 列 / 1 视图 / 3 触发器 / 14 索引（11 显式 + 3 自动））。</w:t>
             </w:r>
             <w:r>
               <w:rPr>
@@ -6224,7 +6344,27 @@
                 <w:color w:val="2B2B2B"/>
                 <w:sz w:val="18"/>
               </w:rPr>
-              <w:t>🔒 Pydantic 请求 / 响应契约真源（</w:t>
+              <w:t>Pydantic 契约的</w:t>
+            </w:r>
+            <w:r>
+              <w:rPr>
+                <w:rFonts w:ascii="Microsoft YaHei" w:hAnsi="Microsoft YaHei" w:eastAsia="Microsoft YaHei"/>
+                <w:b/>
+                <w:i w:val="0"/>
+                <w:color w:val="1F2D3D"/>
+                <w:sz w:val="18"/>
+              </w:rPr>
+              <w:t>生成件</w:t>
+            </w:r>
+            <w:r>
+              <w:rPr>
+                <w:rFonts w:ascii="Microsoft YaHei" w:hAnsi="Microsoft YaHei" w:eastAsia="Microsoft YaHei"/>
+                <w:b w:val="0"/>
+                <w:i w:val="0"/>
+                <w:color w:val="2B2B2B"/>
+                <w:sz w:val="18"/>
+              </w:rPr>
+              <w:t xml:space="preserve">（真源在 </w:t>
             </w:r>
             <w:r>
               <w:rPr>
@@ -6244,7 +6384,27 @@
                 <w:color w:val="2B2B2B"/>
                 <w:sz w:val="18"/>
               </w:rPr>
-              <w:t xml:space="preserve"> 加载它）</w:t>
+              <w:t xml:space="preserve">；改模型后须 </w:t>
+            </w:r>
+            <w:r>
+              <w:rPr>
+                <w:rFonts w:ascii="Consolas" w:hAnsi="Consolas" w:eastAsia="Microsoft YaHei"/>
+                <w:b w:val="0"/>
+                <w:i w:val="0"/>
+                <w:color w:val="1A5F8A"/>
+                <w:sz w:val="17"/>
+              </w:rPr>
+              <w:t>python scripts/gen_backend_schemas.py</w:t>
+            </w:r>
+            <w:r>
+              <w:rPr>
+                <w:rFonts w:ascii="Microsoft YaHei" w:hAnsi="Microsoft YaHei" w:eastAsia="Microsoft YaHei"/>
+                <w:b w:val="0"/>
+                <w:i w:val="0"/>
+                <w:color w:val="2B2B2B"/>
+                <w:sz w:val="18"/>
+              </w:rPr>
+              <w:t xml:space="preserve"> 重生成）</w:t>
             </w:r>
           </w:p>
         </w:tc>
@@ -8226,7 +8386,7 @@
           <w:color w:val="1A5F8A"/>
           <w:sz w:val="29"/>
         </w:rPr>
-        <w:t>五、脚本层 scripts/（72 文件）</w:t>
+        <w:t>五、脚本层 scripts/（88 个条目）</w:t>
       </w:r>
     </w:p>
     <w:p>
@@ -8246,7 +8406,7 @@
           <w:color w:val="1A5F8A"/>
           <w:sz w:val="24"/>
         </w:rPr>
-        <w:t>5.1 校验脚本（38 套，🔒 全部登记于 verify_ep9.py::CHAIN）</w:t>
+        <w:t>5.1 校验脚本（40 套，🔒 全部登记于 verify_ep9.py::CHAIN）</w:t>
       </w:r>
     </w:p>
     <w:p>
@@ -8394,7 +8554,7 @@
                 <w:color w:val="2B2B2B"/>
                 <w:sz w:val="18"/>
               </w:rPr>
-              <w:t>25</w:t>
+              <w:t>27</w:t>
             </w:r>
           </w:p>
         </w:tc>
@@ -8739,7 +8899,7 @@
                 <w:color w:val="1F2D3D"/>
                 <w:sz w:val="18"/>
               </w:rPr>
-              <w:t>38</w:t>
+              <w:t>40</w:t>
             </w:r>
           </w:p>
         </w:tc>
@@ -8770,7 +8930,7 @@
                 <w:color w:val="1F2D3D"/>
                 <w:sz w:val="18"/>
               </w:rPr>
-              <w:t>37 套</w:t>
+              <w:t>39 套</w:t>
             </w:r>
             <w:r>
               <w:rPr>

--- a/outputs/电商销量预测系统_项目文件总览与交付清单_V1.0.docx
+++ b/outputs/电商销量预测系统_项目文件总览与交付清单_V1.0.docx
@@ -8914,13 +8914,23 @@
             <w:r/>
             <w:r>
               <w:rPr>
-                <w:rFonts w:ascii="Microsoft YaHei" w:hAnsi="Microsoft YaHei" w:eastAsia="Microsoft YaHei"/>
-                <w:b w:val="0"/>
-                <w:i w:val="0"/>
-                <w:color w:val="2B2B2B"/>
-                <w:sz w:val="18"/>
-              </w:rPr>
-              <w:t xml:space="preserve">其中 </w:t>
+                <w:rFonts w:ascii="Consolas" w:hAnsi="Consolas" w:eastAsia="Microsoft YaHei"/>
+                <w:b w:val="0"/>
+                <w:i w:val="0"/>
+                <w:color w:val="1A5F8A"/>
+                <w:sz w:val="17"/>
+              </w:rPr>
+              <w:t>scripts/</w:t>
+            </w:r>
+            <w:r>
+              <w:rPr>
+                <w:rFonts w:ascii="Microsoft YaHei" w:hAnsi="Microsoft YaHei" w:eastAsia="Microsoft YaHei"/>
+                <w:b w:val="0"/>
+                <w:i w:val="0"/>
+                <w:color w:val="2B2B2B"/>
+                <w:sz w:val="18"/>
+              </w:rPr>
+              <w:t xml:space="preserve"> 下 </w:t>
             </w:r>
             <w:r>
               <w:rPr>
@@ -8930,17 +8940,17 @@
                 <w:color w:val="1F2D3D"/>
                 <w:sz w:val="18"/>
               </w:rPr>
-              <w:t>39 套</w:t>
-            </w:r>
-            <w:r>
-              <w:rPr>
-                <w:rFonts w:ascii="Microsoft YaHei" w:hAnsi="Microsoft YaHei" w:eastAsia="Microsoft YaHei"/>
-                <w:b w:val="0"/>
-                <w:i w:val="0"/>
-                <w:color w:val="2B2B2B"/>
-                <w:sz w:val="18"/>
-              </w:rPr>
-              <w:t xml:space="preserve">属 </w:t>
+              <w:t>39</w:t>
+            </w:r>
+            <w:r>
+              <w:rPr>
+                <w:rFonts w:ascii="Microsoft YaHei" w:hAnsi="Microsoft YaHei" w:eastAsia="Microsoft YaHei"/>
+                <w:b w:val="0"/>
+                <w:i w:val="0"/>
+                <w:color w:val="2B2B2B"/>
+                <w:sz w:val="18"/>
+              </w:rPr>
+              <w:t xml:space="preserve"> 个校验脚本全部登记于 </w:t>
             </w:r>
             <w:r>
               <w:rPr>
@@ -8960,7 +8970,127 @@
                 <w:color w:val="2B2B2B"/>
                 <w:sz w:val="18"/>
               </w:rPr>
-              <w:t xml:space="preserve"> 反向登记检查范围</w:t>
+              <w:t>；</w:t>
+            </w:r>
+            <w:r>
+              <w:rPr>
+                <w:rFonts w:ascii="Consolas" w:hAnsi="Consolas" w:eastAsia="Microsoft YaHei"/>
+                <w:b w:val="0"/>
+                <w:i w:val="0"/>
+                <w:color w:val="1A5F8A"/>
+                <w:sz w:val="17"/>
+              </w:rPr>
+              <w:t>CHAIN</w:t>
+            </w:r>
+            <w:r>
+              <w:rPr>
+                <w:rFonts w:ascii="Microsoft YaHei" w:hAnsi="Microsoft YaHei" w:eastAsia="Microsoft YaHei"/>
+                <w:b w:val="0"/>
+                <w:i w:val="0"/>
+                <w:color w:val="2B2B2B"/>
+                <w:sz w:val="18"/>
+              </w:rPr>
+              <w:t xml:space="preserve"> 实际 </w:t>
+            </w:r>
+            <w:r>
+              <w:rPr>
+                <w:rFonts w:ascii="Microsoft YaHei" w:hAnsi="Microsoft YaHei" w:eastAsia="Microsoft YaHei"/>
+                <w:b/>
+                <w:i w:val="0"/>
+                <w:color w:val="1F2D3D"/>
+                <w:sz w:val="18"/>
+              </w:rPr>
+              <w:t>41</w:t>
+            </w:r>
+            <w:r>
+              <w:rPr>
+                <w:rFonts w:ascii="Microsoft YaHei" w:hAnsi="Microsoft YaHei" w:eastAsia="Microsoft YaHei"/>
+                <w:b w:val="0"/>
+                <w:i w:val="0"/>
+                <w:color w:val="2B2B2B"/>
+                <w:sz w:val="18"/>
+              </w:rPr>
+              <w:t xml:space="preserve"> 条 —— 另含 </w:t>
+            </w:r>
+            <w:r>
+              <w:rPr>
+                <w:rFonts w:ascii="Consolas" w:hAnsi="Consolas" w:eastAsia="Microsoft YaHei"/>
+                <w:b w:val="0"/>
+                <w:i w:val="0"/>
+                <w:color w:val="1A5F8A"/>
+                <w:sz w:val="17"/>
+              </w:rPr>
+              <w:t>gen_backend_schemas.py</w:t>
+            </w:r>
+            <w:r>
+              <w:rPr>
+                <w:rFonts w:ascii="Microsoft YaHei" w:hAnsi="Microsoft YaHei" w:eastAsia="Microsoft YaHei"/>
+                <w:b w:val="0"/>
+                <w:i w:val="0"/>
+                <w:color w:val="2B2B2B"/>
+                <w:sz w:val="18"/>
+              </w:rPr>
+              <w:t>、</w:t>
+            </w:r>
+            <w:r>
+              <w:rPr>
+                <w:rFonts w:ascii="Consolas" w:hAnsi="Consolas" w:eastAsia="Microsoft YaHei"/>
+                <w:b w:val="0"/>
+                <w:i w:val="0"/>
+                <w:color w:val="1A5F8A"/>
+                <w:sz w:val="17"/>
+              </w:rPr>
+              <w:t>eval_report.py</w:t>
+            </w:r>
+            <w:r>
+              <w:rPr>
+                <w:rFonts w:ascii="Microsoft YaHei" w:hAnsi="Microsoft YaHei" w:eastAsia="Microsoft YaHei"/>
+                <w:b w:val="0"/>
+                <w:i w:val="0"/>
+                <w:color w:val="2B2B2B"/>
+                <w:sz w:val="18"/>
+              </w:rPr>
+              <w:t>、</w:t>
+            </w:r>
+            <w:r>
+              <w:rPr>
+                <w:rFonts w:ascii="Consolas" w:hAnsi="Consolas" w:eastAsia="Microsoft YaHei"/>
+                <w:b w:val="0"/>
+                <w:i w:val="0"/>
+                <w:color w:val="1A5F8A"/>
+                <w:sz w:val="17"/>
+              </w:rPr>
+              <w:t>self_check.py</w:t>
+            </w:r>
+            <w:r>
+              <w:rPr>
+                <w:rFonts w:ascii="Microsoft YaHei" w:hAnsi="Microsoft YaHei" w:eastAsia="Microsoft YaHei"/>
+                <w:b w:val="0"/>
+                <w:i w:val="0"/>
+                <w:color w:val="2B2B2B"/>
+                <w:sz w:val="18"/>
+              </w:rPr>
+              <w:t xml:space="preserve"> 等非 </w:t>
+            </w:r>
+            <w:r>
+              <w:rPr>
+                <w:rFonts w:ascii="Consolas" w:hAnsi="Consolas" w:eastAsia="Microsoft YaHei"/>
+                <w:b w:val="0"/>
+                <w:i w:val="0"/>
+                <w:color w:val="1A5F8A"/>
+                <w:sz w:val="17"/>
+              </w:rPr>
+              <w:t>verify_*</w:t>
+            </w:r>
+            <w:r>
+              <w:rPr>
+                <w:rFonts w:ascii="Microsoft YaHei" w:hAnsi="Microsoft YaHei" w:eastAsia="Microsoft YaHei"/>
+                <w:b w:val="0"/>
+                <w:i w:val="0"/>
+                <w:color w:val="2B2B2B"/>
+                <w:sz w:val="18"/>
+              </w:rPr>
+              <w:t xml:space="preserve"> 前缀项</w:t>
             </w:r>
           </w:p>
         </w:tc>
